--- a/eng/docx/28.content.docx
+++ b/eng/docx/28.content.docx
@@ -352,19 +352,7 @@
         <w:rPr>
           <w:lang w:val="en_US" w:bidi="en_US"/>
         </w:rPr>
-        <w:t xml:space="preserve">: Hosea gave prophecies to the northern kingdom of Israel during the reigns of its last seven kings. However, only one of them, Jeroboam II, is mentioned here (see </w:t>
-      </w:r>
-      <w:r>
-        <w:rPr>
-          <w:lang w:val="en_US" w:bidi="en_US"/>
-        </w:rPr>
-        <w:t>Hosea Book Introduction</w:t>
-      </w:r>
-      <w:r>
-        <w:rPr>
-          <w:lang w:val="en_US" w:bidi="en_US"/>
-        </w:rPr>
-        <w:t>, “Setting”).</w:t>
+        <w:t>: Hosea gave prophecies to the northern kingdom of Israel during the reigns of its last seven kings. However, only one of them, Jeroboam II, is mentioned here (see Hosea Book Introduction, “Setting”).</w:t>
       </w:r>
       <w:r>
         <w:rPr>
